--- a/Session-23/Jmeter Installtion.docx
+++ b/Session-23/Jmeter Installtion.docx
@@ -43,6 +43,7 @@
     <w:p>
       <w:pPr>
         <w:rPr>
+          <w:rStyle w:val="Hyperlink"/>
           <w:lang w:val="en-US"/>
         </w:rPr>
       </w:pPr>
@@ -66,7 +67,7 @@
         </w:rPr>
         <w:t xml:space="preserve"> from apache: </w:t>
       </w:r>
-      <w:hyperlink r:id="rId4" w:history="1">
+      <w:hyperlink r:id="rId5" w:history="1">
         <w:r>
           <w:rPr>
             <w:rStyle w:val="Hyperlink"/>
@@ -75,6 +76,346 @@
           <w:t>https://jmeter.apache.org/download_jmeter.cgi</w:t>
         </w:r>
       </w:hyperlink>
+    </w:p>
+    <w:p>
+      <w:pPr>
+        <w:rPr>
+          <w:rStyle w:val="Hyperlink"/>
+          <w:lang w:val="en-US"/>
+        </w:rPr>
+      </w:pPr>
+      <w:r>
+        <w:rPr>
+          <w:rStyle w:val="Hyperlink"/>
+          <w:lang w:val="en-US"/>
+        </w:rPr>
+        <w:t xml:space="preserve">For Ubuntu: </w:t>
+      </w:r>
+    </w:p>
+    <w:p>
+      <w:pPr>
+        <w:rPr>
+          <w:rStyle w:val="Hyperlink"/>
+          <w:lang w:val="en-US"/>
+        </w:rPr>
+      </w:pPr>
+      <w:r>
+        <w:rPr>
+          <w:rStyle w:val="Hyperlink"/>
+          <w:lang w:val="en-US"/>
+        </w:rPr>
+        <w:t xml:space="preserve">Refer: </w:t>
+      </w:r>
+      <w:r>
+        <w:rPr>
+          <w:rStyle w:val="Hyperlink"/>
+          <w:lang w:val="en-US"/>
+        </w:rPr>
+        <w:t>https://dev.to/hitjethva/how-to-install-apache-jmeter-on-ubuntu-20-04-2di9</w:t>
+      </w:r>
+      <w:bookmarkStart w:id="0" w:name="_GoBack"/>
+      <w:bookmarkEnd w:id="0"/>
+    </w:p>
+    <w:p>
+      <w:pPr>
+        <w:pStyle w:val="ListParagraph"/>
+        <w:numPr>
+          <w:ilvl w:val="0"/>
+          <w:numId w:val="1"/>
+        </w:numPr>
+        <w:rPr>
+          <w:lang w:val="en-US"/>
+        </w:rPr>
+      </w:pPr>
+      <w:proofErr w:type="spellStart"/>
+      <w:r>
+        <w:rPr>
+          <w:lang w:val="en-US"/>
+        </w:rPr>
+        <w:t>sudo</w:t>
+      </w:r>
+      <w:proofErr w:type="spellEnd"/>
+      <w:r>
+        <w:rPr>
+          <w:lang w:val="en-US"/>
+        </w:rPr>
+        <w:t xml:space="preserve"> apt update</w:t>
+      </w:r>
+    </w:p>
+    <w:p>
+      <w:pPr>
+        <w:pStyle w:val="ListParagraph"/>
+        <w:numPr>
+          <w:ilvl w:val="0"/>
+          <w:numId w:val="1"/>
+        </w:numPr>
+        <w:rPr>
+          <w:lang w:val="en-US"/>
+        </w:rPr>
+      </w:pPr>
+      <w:proofErr w:type="spellStart"/>
+      <w:r>
+        <w:rPr>
+          <w:lang w:val="en-US"/>
+        </w:rPr>
+        <w:t>sudo</w:t>
+      </w:r>
+      <w:proofErr w:type="spellEnd"/>
+      <w:r>
+        <w:rPr>
+          <w:lang w:val="en-US"/>
+        </w:rPr>
+        <w:t xml:space="preserve"> apt install default-</w:t>
+      </w:r>
+      <w:proofErr w:type="spellStart"/>
+      <w:r>
+        <w:rPr>
+          <w:lang w:val="en-US"/>
+        </w:rPr>
+        <w:t>jdk</w:t>
+      </w:r>
+      <w:proofErr w:type="spellEnd"/>
+      <w:r>
+        <w:rPr>
+          <w:lang w:val="en-US"/>
+        </w:rPr>
+        <w:t xml:space="preserve"> –y (avoid if java is already installed)</w:t>
+      </w:r>
+    </w:p>
+    <w:p>
+      <w:pPr>
+        <w:pStyle w:val="ListParagraph"/>
+        <w:numPr>
+          <w:ilvl w:val="0"/>
+          <w:numId w:val="1"/>
+        </w:numPr>
+        <w:rPr>
+          <w:lang w:val="en-US"/>
+        </w:rPr>
+      </w:pPr>
+      <w:proofErr w:type="spellStart"/>
+      <w:r>
+        <w:rPr>
+          <w:lang w:val="en-US"/>
+        </w:rPr>
+        <w:t>wget</w:t>
+      </w:r>
+      <w:proofErr w:type="spellEnd"/>
+      <w:r>
+        <w:rPr>
+          <w:lang w:val="en-US"/>
+        </w:rPr>
+        <w:t xml:space="preserve"> </w:t>
+      </w:r>
+      <w:hyperlink r:id="rId6" w:history="1">
+        <w:r>
+          <w:rPr>
+            <w:rStyle w:val="Hyperlink"/>
+            <w:lang w:val="en-US"/>
+          </w:rPr>
+          <w:t>https://downloads.apache.org//jmeter/binaries/apache-jmeter-5..6.3.tgz</w:t>
+        </w:r>
+      </w:hyperlink>
+    </w:p>
+    <w:p>
+      <w:pPr>
+        <w:pStyle w:val="ListParagraph"/>
+        <w:numPr>
+          <w:ilvl w:val="0"/>
+          <w:numId w:val="1"/>
+        </w:numPr>
+        <w:rPr>
+          <w:lang w:val="en-US"/>
+        </w:rPr>
+      </w:pPr>
+      <w:r>
+        <w:rPr>
+          <w:lang w:val="en-US"/>
+        </w:rPr>
+        <w:t>tar –</w:t>
+      </w:r>
+      <w:proofErr w:type="spellStart"/>
+      <w:r>
+        <w:rPr>
+          <w:lang w:val="en-US"/>
+        </w:rPr>
+        <w:t>xvzf</w:t>
+      </w:r>
+      <w:proofErr w:type="spellEnd"/>
+      <w:r>
+        <w:rPr>
+          <w:lang w:val="en-US"/>
+        </w:rPr>
+        <w:t xml:space="preserve"> apache-jemeter-5.6.3 /opt/</w:t>
+      </w:r>
+      <w:proofErr w:type="spellStart"/>
+      <w:r>
+        <w:rPr>
+          <w:lang w:val="en-US"/>
+        </w:rPr>
+        <w:t>jmeter</w:t>
+      </w:r>
+      <w:proofErr w:type="spellEnd"/>
+    </w:p>
+    <w:p>
+      <w:pPr>
+        <w:pStyle w:val="ListParagraph"/>
+        <w:rPr>
+          <w:lang w:val="en-US"/>
+        </w:rPr>
+      </w:pPr>
+      <w:r>
+        <w:rPr>
+          <w:lang w:val="en-US"/>
+        </w:rPr>
+        <w:t>set environment variables</w:t>
+      </w:r>
+    </w:p>
+    <w:p>
+      <w:pPr>
+        <w:pStyle w:val="ListParagraph"/>
+        <w:numPr>
+          <w:ilvl w:val="0"/>
+          <w:numId w:val="1"/>
+        </w:numPr>
+        <w:rPr>
+          <w:lang w:val="en-US"/>
+        </w:rPr>
+      </w:pPr>
+      <w:proofErr w:type="spellStart"/>
+      <w:r>
+        <w:rPr>
+          <w:lang w:val="en-US"/>
+        </w:rPr>
+        <w:t>nano</w:t>
+      </w:r>
+      <w:proofErr w:type="spellEnd"/>
+      <w:r>
+        <w:rPr>
+          <w:lang w:val="en-US"/>
+        </w:rPr>
+        <w:t xml:space="preserve"> ~</w:t>
+      </w:r>
+      <w:proofErr w:type="gramStart"/>
+      <w:r>
+        <w:rPr>
+          <w:lang w:val="en-US"/>
+        </w:rPr>
+        <w:t>/.</w:t>
+      </w:r>
+      <w:proofErr w:type="spellStart"/>
+      <w:r>
+        <w:rPr>
+          <w:lang w:val="en-US"/>
+        </w:rPr>
+        <w:t>bashrc</w:t>
+      </w:r>
+      <w:proofErr w:type="spellEnd"/>
+      <w:proofErr w:type="gramEnd"/>
+    </w:p>
+    <w:p>
+      <w:pPr>
+        <w:pStyle w:val="ListParagraph"/>
+        <w:rPr>
+          <w:lang w:val="en-US"/>
+        </w:rPr>
+      </w:pPr>
+      <w:r>
+        <w:rPr>
+          <w:lang w:val="en-US"/>
+        </w:rPr>
+        <w:t>export JMETER_HOME= /opt/</w:t>
+      </w:r>
+      <w:proofErr w:type="spellStart"/>
+      <w:r>
+        <w:rPr>
+          <w:lang w:val="en-US"/>
+        </w:rPr>
+        <w:t>jmeter</w:t>
+      </w:r>
+      <w:proofErr w:type="spellEnd"/>
+    </w:p>
+    <w:p>
+      <w:pPr>
+        <w:pStyle w:val="ListParagraph"/>
+        <w:rPr>
+          <w:lang w:val="en-US"/>
+        </w:rPr>
+      </w:pPr>
+      <w:r>
+        <w:rPr>
+          <w:lang w:val="en-US"/>
+        </w:rPr>
+        <w:t>export PATH=$JMETER_HOME/</w:t>
+      </w:r>
+      <w:proofErr w:type="gramStart"/>
+      <w:r>
+        <w:rPr>
+          <w:lang w:val="en-US"/>
+        </w:rPr>
+        <w:t>bin:$</w:t>
+      </w:r>
+      <w:proofErr w:type="gramEnd"/>
+      <w:r>
+        <w:rPr>
+          <w:lang w:val="en-US"/>
+        </w:rPr>
+        <w:t>PATH</w:t>
+      </w:r>
+    </w:p>
+    <w:p>
+      <w:pPr>
+        <w:pStyle w:val="ListParagraph"/>
+        <w:numPr>
+          <w:ilvl w:val="0"/>
+          <w:numId w:val="1"/>
+        </w:numPr>
+        <w:rPr>
+          <w:lang w:val="en-US"/>
+        </w:rPr>
+      </w:pPr>
+      <w:r>
+        <w:rPr>
+          <w:lang w:val="en-US"/>
+        </w:rPr>
+        <w:t>source ~</w:t>
+      </w:r>
+      <w:proofErr w:type="gramStart"/>
+      <w:r>
+        <w:rPr>
+          <w:lang w:val="en-US"/>
+        </w:rPr>
+        <w:t>/.</w:t>
+      </w:r>
+      <w:proofErr w:type="spellStart"/>
+      <w:r>
+        <w:rPr>
+          <w:lang w:val="en-US"/>
+        </w:rPr>
+        <w:t>bashrc</w:t>
+      </w:r>
+      <w:proofErr w:type="spellEnd"/>
+      <w:proofErr w:type="gramEnd"/>
+    </w:p>
+    <w:p>
+      <w:pPr>
+        <w:pStyle w:val="ListParagraph"/>
+        <w:numPr>
+          <w:ilvl w:val="0"/>
+          <w:numId w:val="1"/>
+        </w:numPr>
+        <w:rPr>
+          <w:lang w:val="en-US"/>
+        </w:rPr>
+      </w:pPr>
+      <w:proofErr w:type="spellStart"/>
+      <w:r>
+        <w:rPr>
+          <w:lang w:val="en-US"/>
+        </w:rPr>
+        <w:t>jmeter</w:t>
+      </w:r>
+      <w:proofErr w:type="spellEnd"/>
     </w:p>
     <w:p>
       <w:pPr>
@@ -178,7 +519,7 @@
                     <pic:cNvPicPr/>
                   </pic:nvPicPr>
                   <pic:blipFill rotWithShape="1">
-                    <a:blip r:embed="rId5"/>
+                    <a:blip r:embed="rId7"/>
                     <a:srcRect t="10344" b="24630"/>
                     <a:stretch/>
                   </pic:blipFill>
@@ -278,6 +619,7 @@
           <w:noProof/>
           <w:lang w:eastAsia="en-IN"/>
         </w:rPr>
+        <w:lastRenderedPageBreak/>
         <w:drawing>
           <wp:inline distT="0" distB="0" distL="0" distR="0" wp14:anchorId="6B70FD69" wp14:editId="3A569286">
             <wp:extent cx="5731510" cy="3222625"/>
@@ -294,7 +636,7 @@
                     <pic:cNvPicPr/>
                   </pic:nvPicPr>
                   <pic:blipFill>
-                    <a:blip r:embed="rId6"/>
+                    <a:blip r:embed="rId8"/>
                     <a:stretch>
                       <a:fillRect/>
                     </a:stretch>
@@ -381,7 +723,6 @@
           <w:noProof/>
           <w:lang w:eastAsia="en-IN"/>
         </w:rPr>
-        <w:lastRenderedPageBreak/>
         <w:drawing>
           <wp:inline distT="0" distB="0" distL="0" distR="0" wp14:anchorId="3FAE40AB" wp14:editId="0210D3EA">
             <wp:extent cx="4505325" cy="2409825"/>
@@ -398,7 +739,7 @@
                     <pic:cNvPicPr/>
                   </pic:nvPicPr>
                   <pic:blipFill rotWithShape="1">
-                    <a:blip r:embed="rId7"/>
+                    <a:blip r:embed="rId9"/>
                     <a:srcRect l="10637" t="6798" r="10758" b="18424"/>
                     <a:stretch/>
                   </pic:blipFill>
@@ -474,7 +815,7 @@
                     <pic:cNvPicPr/>
                   </pic:nvPicPr>
                   <pic:blipFill rotWithShape="1">
-                    <a:blip r:embed="rId8"/>
+                    <a:blip r:embed="rId10"/>
                     <a:srcRect l="10636" t="7094" r="10259" b="18719"/>
                     <a:stretch/>
                   </pic:blipFill>
@@ -512,6 +853,7 @@
         <w:rPr>
           <w:lang w:val="en-US"/>
         </w:rPr>
+        <w:lastRenderedPageBreak/>
         <w:t>Set the Number of Thread(users):10</w:t>
       </w:r>
     </w:p>
@@ -625,7 +967,7 @@
                     <pic:cNvPicPr/>
                   </pic:nvPicPr>
                   <pic:blipFill rotWithShape="1">
-                    <a:blip r:embed="rId9"/>
+                    <a:blip r:embed="rId11"/>
                     <a:srcRect l="10969" t="7095" r="9761" b="19605"/>
                     <a:stretch/>
                   </pic:blipFill>
@@ -734,7 +1076,7 @@
                     <pic:cNvPicPr/>
                   </pic:nvPicPr>
                   <pic:blipFill>
-                    <a:blip r:embed="rId10"/>
+                    <a:blip r:embed="rId12"/>
                     <a:stretch>
                       <a:fillRect/>
                     </a:stretch>
@@ -772,6 +1114,7 @@
         <w:rPr>
           <w:lang w:val="en-US"/>
         </w:rPr>
+        <w:lastRenderedPageBreak/>
         <w:t xml:space="preserve">Provide your domain name / </w:t>
       </w:r>
       <w:proofErr w:type="spellStart"/>
@@ -809,7 +1152,7 @@
                     <pic:cNvPicPr/>
                   </pic:nvPicPr>
                   <pic:blipFill rotWithShape="1">
-                    <a:blip r:embed="rId11"/>
+                    <a:blip r:embed="rId13"/>
                     <a:srcRect l="1" r="-377" b="19901"/>
                     <a:stretch/>
                   </pic:blipFill>
@@ -868,7 +1211,6 @@
           <w:noProof/>
           <w:lang w:eastAsia="en-IN"/>
         </w:rPr>
-        <w:lastRenderedPageBreak/>
         <w:drawing>
           <wp:inline distT="0" distB="0" distL="0" distR="0" wp14:anchorId="76EDD72D" wp14:editId="3D75F319">
             <wp:extent cx="5731510" cy="2524125"/>
@@ -885,7 +1227,7 @@
                     <pic:cNvPicPr/>
                   </pic:nvPicPr>
                   <pic:blipFill rotWithShape="1">
-                    <a:blip r:embed="rId12"/>
+                    <a:blip r:embed="rId14"/>
                     <a:srcRect b="21675"/>
                     <a:stretch/>
                   </pic:blipFill>
@@ -929,158 +1271,6 @@
             <wp:extent cx="5731510" cy="2609850"/>
             <wp:effectExtent l="0" t="0" r="2540" b="0"/>
             <wp:docPr id="10" name="Picture 10"/>
-            <wp:cNvGraphicFramePr>
-              <a:graphicFrameLocks xmlns:a="http://schemas.openxmlformats.org/drawingml/2006/main" noChangeAspect="1"/>
-            </wp:cNvGraphicFramePr>
-            <a:graphic xmlns:a="http://schemas.openxmlformats.org/drawingml/2006/main">
-              <a:graphicData uri="http://schemas.openxmlformats.org/drawingml/2006/picture">
-                <pic:pic xmlns:pic="http://schemas.openxmlformats.org/drawingml/2006/picture">
-                  <pic:nvPicPr>
-                    <pic:cNvPr id="1" name=""/>
-                    <pic:cNvPicPr/>
-                  </pic:nvPicPr>
-                  <pic:blipFill rotWithShape="1">
-                    <a:blip r:embed="rId13"/>
-                    <a:srcRect b="19015"/>
-                    <a:stretch/>
-                  </pic:blipFill>
-                  <pic:spPr bwMode="auto">
-                    <a:xfrm>
-                      <a:off x="0" y="0"/>
-                      <a:ext cx="5731510" cy="2609850"/>
-                    </a:xfrm>
-                    <a:prstGeom prst="rect">
-                      <a:avLst/>
-                    </a:prstGeom>
-                    <a:ln>
-                      <a:noFill/>
-                    </a:ln>
-                    <a:extLst>
-                      <a:ext uri="{53640926-AAD7-44D8-BBD7-CCE9431645EC}">
-                        <a14:shadowObscured xmlns:a14="http://schemas.microsoft.com/office/drawing/2010/main"/>
-                      </a:ext>
-                    </a:extLst>
-                  </pic:spPr>
-                </pic:pic>
-              </a:graphicData>
-            </a:graphic>
-          </wp:inline>
-        </w:drawing>
-      </w:r>
-    </w:p>
-    <w:p>
-      <w:pPr>
-        <w:rPr>
-          <w:lang w:val="en-US"/>
-        </w:rPr>
-      </w:pPr>
-      <w:r>
-        <w:rPr>
-          <w:lang w:val="en-US"/>
-        </w:rPr>
-        <w:t xml:space="preserve">Right click to </w:t>
-      </w:r>
-      <w:proofErr w:type="spellStart"/>
-      <w:r>
-        <w:rPr>
-          <w:lang w:val="en-US"/>
-        </w:rPr>
-        <w:t>threadGroup</w:t>
-      </w:r>
-      <w:proofErr w:type="spellEnd"/>
-      <w:r>
-        <w:rPr>
-          <w:lang w:val="en-US"/>
-        </w:rPr>
-        <w:t>&gt;</w:t>
-      </w:r>
-      <w:proofErr w:type="spellStart"/>
-      <w:r>
-        <w:rPr>
-          <w:lang w:val="en-US"/>
-        </w:rPr>
-        <w:t>Listner</w:t>
-      </w:r>
-      <w:proofErr w:type="spellEnd"/>
-      <w:r>
-        <w:rPr>
-          <w:lang w:val="en-US"/>
-        </w:rPr>
-        <w:t>&gt; View result in Table</w:t>
-      </w:r>
-    </w:p>
-    <w:p>
-      <w:pPr>
-        <w:rPr>
-          <w:lang w:val="en-US"/>
-        </w:rPr>
-      </w:pPr>
-      <w:r>
-        <w:rPr>
-          <w:noProof/>
-          <w:lang w:eastAsia="en-IN"/>
-        </w:rPr>
-        <w:drawing>
-          <wp:inline distT="0" distB="0" distL="0" distR="0" wp14:anchorId="5299BD36" wp14:editId="5A16A219">
-            <wp:extent cx="5731510" cy="2647950"/>
-            <wp:effectExtent l="0" t="0" r="2540" b="0"/>
-            <wp:docPr id="11" name="Picture 11"/>
-            <wp:cNvGraphicFramePr>
-              <a:graphicFrameLocks xmlns:a="http://schemas.openxmlformats.org/drawingml/2006/main" noChangeAspect="1"/>
-            </wp:cNvGraphicFramePr>
-            <a:graphic xmlns:a="http://schemas.openxmlformats.org/drawingml/2006/main">
-              <a:graphicData uri="http://schemas.openxmlformats.org/drawingml/2006/picture">
-                <pic:pic xmlns:pic="http://schemas.openxmlformats.org/drawingml/2006/picture">
-                  <pic:nvPicPr>
-                    <pic:cNvPr id="1" name=""/>
-                    <pic:cNvPicPr/>
-                  </pic:nvPicPr>
-                  <pic:blipFill rotWithShape="1">
-                    <a:blip r:embed="rId14"/>
-                    <a:srcRect b="17832"/>
-                    <a:stretch/>
-                  </pic:blipFill>
-                  <pic:spPr bwMode="auto">
-                    <a:xfrm>
-                      <a:off x="0" y="0"/>
-                      <a:ext cx="5731510" cy="2647950"/>
-                    </a:xfrm>
-                    <a:prstGeom prst="rect">
-                      <a:avLst/>
-                    </a:prstGeom>
-                    <a:ln>
-                      <a:noFill/>
-                    </a:ln>
-                    <a:extLst>
-                      <a:ext uri="{53640926-AAD7-44D8-BBD7-CCE9431645EC}">
-                        <a14:shadowObscured xmlns:a14="http://schemas.microsoft.com/office/drawing/2010/main"/>
-                      </a:ext>
-                    </a:extLst>
-                  </pic:spPr>
-                </pic:pic>
-              </a:graphicData>
-            </a:graphic>
-          </wp:inline>
-        </w:drawing>
-      </w:r>
-    </w:p>
-    <w:p>
-      <w:pPr>
-        <w:rPr>
-          <w:lang w:val="en-US"/>
-        </w:rPr>
-      </w:pPr>
-      <w:r>
-        <w:rPr>
-          <w:noProof/>
-          <w:lang w:eastAsia="en-IN"/>
-        </w:rPr>
-        <w:lastRenderedPageBreak/>
-        <w:drawing>
-          <wp:inline distT="0" distB="0" distL="0" distR="0" wp14:anchorId="4B6C5AB9" wp14:editId="4E7ADD5E">
-            <wp:extent cx="5731510" cy="2609850"/>
-            <wp:effectExtent l="0" t="0" r="2540" b="0"/>
-            <wp:docPr id="12" name="Picture 12"/>
             <wp:cNvGraphicFramePr>
               <a:graphicFrameLocks xmlns:a="http://schemas.openxmlformats.org/drawingml/2006/main" noChangeAspect="1"/>
             </wp:cNvGraphicFramePr>
@@ -1119,8 +1309,158 @@
           </wp:inline>
         </w:drawing>
       </w:r>
-      <w:bookmarkStart w:id="0" w:name="_GoBack"/>
-      <w:bookmarkEnd w:id="0"/>
+    </w:p>
+    <w:p>
+      <w:pPr>
+        <w:rPr>
+          <w:lang w:val="en-US"/>
+        </w:rPr>
+      </w:pPr>
+      <w:r>
+        <w:rPr>
+          <w:lang w:val="en-US"/>
+        </w:rPr>
+        <w:lastRenderedPageBreak/>
+        <w:t xml:space="preserve">Right click to </w:t>
+      </w:r>
+      <w:proofErr w:type="spellStart"/>
+      <w:r>
+        <w:rPr>
+          <w:lang w:val="en-US"/>
+        </w:rPr>
+        <w:t>threadGroup</w:t>
+      </w:r>
+      <w:proofErr w:type="spellEnd"/>
+      <w:r>
+        <w:rPr>
+          <w:lang w:val="en-US"/>
+        </w:rPr>
+        <w:t>&gt;</w:t>
+      </w:r>
+      <w:proofErr w:type="spellStart"/>
+      <w:r>
+        <w:rPr>
+          <w:lang w:val="en-US"/>
+        </w:rPr>
+        <w:t>Listner</w:t>
+      </w:r>
+      <w:proofErr w:type="spellEnd"/>
+      <w:r>
+        <w:rPr>
+          <w:lang w:val="en-US"/>
+        </w:rPr>
+        <w:t>&gt; View result in Table</w:t>
+      </w:r>
+    </w:p>
+    <w:p>
+      <w:pPr>
+        <w:rPr>
+          <w:lang w:val="en-US"/>
+        </w:rPr>
+      </w:pPr>
+      <w:r>
+        <w:rPr>
+          <w:noProof/>
+          <w:lang w:eastAsia="en-IN"/>
+        </w:rPr>
+        <w:drawing>
+          <wp:inline distT="0" distB="0" distL="0" distR="0" wp14:anchorId="5299BD36" wp14:editId="5A16A219">
+            <wp:extent cx="5731510" cy="2647950"/>
+            <wp:effectExtent l="0" t="0" r="2540" b="0"/>
+            <wp:docPr id="11" name="Picture 11"/>
+            <wp:cNvGraphicFramePr>
+              <a:graphicFrameLocks xmlns:a="http://schemas.openxmlformats.org/drawingml/2006/main" noChangeAspect="1"/>
+            </wp:cNvGraphicFramePr>
+            <a:graphic xmlns:a="http://schemas.openxmlformats.org/drawingml/2006/main">
+              <a:graphicData uri="http://schemas.openxmlformats.org/drawingml/2006/picture">
+                <pic:pic xmlns:pic="http://schemas.openxmlformats.org/drawingml/2006/picture">
+                  <pic:nvPicPr>
+                    <pic:cNvPr id="1" name=""/>
+                    <pic:cNvPicPr/>
+                  </pic:nvPicPr>
+                  <pic:blipFill rotWithShape="1">
+                    <a:blip r:embed="rId16"/>
+                    <a:srcRect b="17832"/>
+                    <a:stretch/>
+                  </pic:blipFill>
+                  <pic:spPr bwMode="auto">
+                    <a:xfrm>
+                      <a:off x="0" y="0"/>
+                      <a:ext cx="5731510" cy="2647950"/>
+                    </a:xfrm>
+                    <a:prstGeom prst="rect">
+                      <a:avLst/>
+                    </a:prstGeom>
+                    <a:ln>
+                      <a:noFill/>
+                    </a:ln>
+                    <a:extLst>
+                      <a:ext uri="{53640926-AAD7-44D8-BBD7-CCE9431645EC}">
+                        <a14:shadowObscured xmlns:a14="http://schemas.microsoft.com/office/drawing/2010/main"/>
+                      </a:ext>
+                    </a:extLst>
+                  </pic:spPr>
+                </pic:pic>
+              </a:graphicData>
+            </a:graphic>
+          </wp:inline>
+        </w:drawing>
+      </w:r>
+    </w:p>
+    <w:p>
+      <w:pPr>
+        <w:rPr>
+          <w:lang w:val="en-US"/>
+        </w:rPr>
+      </w:pPr>
+      <w:r>
+        <w:rPr>
+          <w:noProof/>
+          <w:lang w:eastAsia="en-IN"/>
+        </w:rPr>
+        <w:drawing>
+          <wp:inline distT="0" distB="0" distL="0" distR="0" wp14:anchorId="4B6C5AB9" wp14:editId="4E7ADD5E">
+            <wp:extent cx="5731510" cy="2609850"/>
+            <wp:effectExtent l="0" t="0" r="2540" b="0"/>
+            <wp:docPr id="12" name="Picture 12"/>
+            <wp:cNvGraphicFramePr>
+              <a:graphicFrameLocks xmlns:a="http://schemas.openxmlformats.org/drawingml/2006/main" noChangeAspect="1"/>
+            </wp:cNvGraphicFramePr>
+            <a:graphic xmlns:a="http://schemas.openxmlformats.org/drawingml/2006/main">
+              <a:graphicData uri="http://schemas.openxmlformats.org/drawingml/2006/picture">
+                <pic:pic xmlns:pic="http://schemas.openxmlformats.org/drawingml/2006/picture">
+                  <pic:nvPicPr>
+                    <pic:cNvPr id="1" name=""/>
+                    <pic:cNvPicPr/>
+                  </pic:nvPicPr>
+                  <pic:blipFill rotWithShape="1">
+                    <a:blip r:embed="rId17"/>
+                    <a:srcRect b="19015"/>
+                    <a:stretch/>
+                  </pic:blipFill>
+                  <pic:spPr bwMode="auto">
+                    <a:xfrm>
+                      <a:off x="0" y="0"/>
+                      <a:ext cx="5731510" cy="2609850"/>
+                    </a:xfrm>
+                    <a:prstGeom prst="rect">
+                      <a:avLst/>
+                    </a:prstGeom>
+                    <a:ln>
+                      <a:noFill/>
+                    </a:ln>
+                    <a:extLst>
+                      <a:ext uri="{53640926-AAD7-44D8-BBD7-CCE9431645EC}">
+                        <a14:shadowObscured xmlns:a14="http://schemas.microsoft.com/office/drawing/2010/main"/>
+                      </a:ext>
+                    </a:extLst>
+                  </pic:spPr>
+                </pic:pic>
+              </a:graphicData>
+            </a:graphic>
+          </wp:inline>
+        </w:drawing>
+      </w:r>
     </w:p>
     <w:sectPr>
       <w:pgSz w:w="11906" w:h="16838"/>
@@ -1130,6 +1470,128 @@
     </w:sectPr>
   </w:body>
 </w:document>
+</file>
+
+<file path=word/numbering.xml><?xml version="1.0" encoding="utf-8"?>
+<w:numbering xmlns:wpc="http://schemas.microsoft.com/office/word/2010/wordprocessingCanvas" xmlns:cx="http://schemas.microsoft.com/office/drawing/2014/chartex" xmlns:mc="http://schemas.openxmlformats.org/markup-compatibility/2006" xmlns:o="urn:schemas-microsoft-com:office:office" xmlns:r="http://schemas.openxmlformats.org/officeDocument/2006/relationships" xmlns:m="http://schemas.openxmlformats.org/officeDocument/2006/math" xmlns:v="urn:schemas-microsoft-com:vml" xmlns:wp14="http://schemas.microsoft.com/office/word/2010/wordprocessingDrawing" xmlns:wp="http://schemas.openxmlformats.org/drawingml/2006/wordprocessingDrawing" xmlns:w10="urn:schemas-microsoft-com:office:word" xmlns:w="http://schemas.openxmlformats.org/wordprocessingml/2006/main" xmlns:w14="http://schemas.microsoft.com/office/word/2010/wordml" xmlns:w15="http://schemas.microsoft.com/office/word/2012/wordml" xmlns:w16se="http://schemas.microsoft.com/office/word/2015/wordml/symex" xmlns:wpg="http://schemas.microsoft.com/office/word/2010/wordprocessingGroup" xmlns:wpi="http://schemas.microsoft.com/office/word/2010/wordprocessingInk" xmlns:wne="http://schemas.microsoft.com/office/word/2006/wordml" xmlns:wps="http://schemas.microsoft.com/office/word/2010/wordprocessingShape" mc:Ignorable="w14 w15 w16se wp14">
+  <w:abstractNum w:abstractNumId="0" w15:restartNumberingAfterBreak="0">
+    <w:nsid w:val="578D0F16"/>
+    <w:multiLevelType w:val="hybridMultilevel"/>
+    <w:tmpl w:val="6CDC9FFA"/>
+    <w:lvl w:ilvl="0" w:tplc="AD1C9E04">
+      <w:numFmt w:val="bullet"/>
+      <w:lvlText w:val=""/>
+      <w:lvlJc w:val="left"/>
+      <w:pPr>
+        <w:ind w:left="720" w:hanging="360"/>
+      </w:pPr>
+      <w:rPr>
+        <w:rFonts w:ascii="Wingdings" w:eastAsiaTheme="minorHAnsi" w:hAnsi="Wingdings" w:cstheme="minorBidi" w:hint="default"/>
+        <w:color w:val="0563C1" w:themeColor="hyperlink"/>
+        <w:u w:val="single"/>
+      </w:rPr>
+    </w:lvl>
+    <w:lvl w:ilvl="1" w:tplc="40090003" w:tentative="1">
+      <w:start w:val="1"/>
+      <w:numFmt w:val="bullet"/>
+      <w:lvlText w:val="o"/>
+      <w:lvlJc w:val="left"/>
+      <w:pPr>
+        <w:ind w:left="1440" w:hanging="360"/>
+      </w:pPr>
+      <w:rPr>
+        <w:rFonts w:ascii="Courier New" w:hAnsi="Courier New" w:cs="Courier New" w:hint="default"/>
+      </w:rPr>
+    </w:lvl>
+    <w:lvl w:ilvl="2" w:tplc="40090005" w:tentative="1">
+      <w:start w:val="1"/>
+      <w:numFmt w:val="bullet"/>
+      <w:lvlText w:val=""/>
+      <w:lvlJc w:val="left"/>
+      <w:pPr>
+        <w:ind w:left="2160" w:hanging="360"/>
+      </w:pPr>
+      <w:rPr>
+        <w:rFonts w:ascii="Wingdings" w:hAnsi="Wingdings" w:hint="default"/>
+      </w:rPr>
+    </w:lvl>
+    <w:lvl w:ilvl="3" w:tplc="40090001" w:tentative="1">
+      <w:start w:val="1"/>
+      <w:numFmt w:val="bullet"/>
+      <w:lvlText w:val=""/>
+      <w:lvlJc w:val="left"/>
+      <w:pPr>
+        <w:ind w:left="2880" w:hanging="360"/>
+      </w:pPr>
+      <w:rPr>
+        <w:rFonts w:ascii="Symbol" w:hAnsi="Symbol" w:hint="default"/>
+      </w:rPr>
+    </w:lvl>
+    <w:lvl w:ilvl="4" w:tplc="40090003" w:tentative="1">
+      <w:start w:val="1"/>
+      <w:numFmt w:val="bullet"/>
+      <w:lvlText w:val="o"/>
+      <w:lvlJc w:val="left"/>
+      <w:pPr>
+        <w:ind w:left="3600" w:hanging="360"/>
+      </w:pPr>
+      <w:rPr>
+        <w:rFonts w:ascii="Courier New" w:hAnsi="Courier New" w:cs="Courier New" w:hint="default"/>
+      </w:rPr>
+    </w:lvl>
+    <w:lvl w:ilvl="5" w:tplc="40090005" w:tentative="1">
+      <w:start w:val="1"/>
+      <w:numFmt w:val="bullet"/>
+      <w:lvlText w:val=""/>
+      <w:lvlJc w:val="left"/>
+      <w:pPr>
+        <w:ind w:left="4320" w:hanging="360"/>
+      </w:pPr>
+      <w:rPr>
+        <w:rFonts w:ascii="Wingdings" w:hAnsi="Wingdings" w:hint="default"/>
+      </w:rPr>
+    </w:lvl>
+    <w:lvl w:ilvl="6" w:tplc="40090001" w:tentative="1">
+      <w:start w:val="1"/>
+      <w:numFmt w:val="bullet"/>
+      <w:lvlText w:val=""/>
+      <w:lvlJc w:val="left"/>
+      <w:pPr>
+        <w:ind w:left="5040" w:hanging="360"/>
+      </w:pPr>
+      <w:rPr>
+        <w:rFonts w:ascii="Symbol" w:hAnsi="Symbol" w:hint="default"/>
+      </w:rPr>
+    </w:lvl>
+    <w:lvl w:ilvl="7" w:tplc="40090003" w:tentative="1">
+      <w:start w:val="1"/>
+      <w:numFmt w:val="bullet"/>
+      <w:lvlText w:val="o"/>
+      <w:lvlJc w:val="left"/>
+      <w:pPr>
+        <w:ind w:left="5760" w:hanging="360"/>
+      </w:pPr>
+      <w:rPr>
+        <w:rFonts w:ascii="Courier New" w:hAnsi="Courier New" w:cs="Courier New" w:hint="default"/>
+      </w:rPr>
+    </w:lvl>
+    <w:lvl w:ilvl="8" w:tplc="40090005" w:tentative="1">
+      <w:start w:val="1"/>
+      <w:numFmt w:val="bullet"/>
+      <w:lvlText w:val=""/>
+      <w:lvlJc w:val="left"/>
+      <w:pPr>
+        <w:ind w:left="6480" w:hanging="360"/>
+      </w:pPr>
+      <w:rPr>
+        <w:rFonts w:ascii="Wingdings" w:hAnsi="Wingdings" w:hint="default"/>
+      </w:rPr>
+    </w:lvl>
+  </w:abstractNum>
+  <w:num w:numId="1">
+    <w:abstractNumId w:val="0"/>
+  </w:num>
+</w:numbering>
 </file>
 
 <file path=word/styles.xml><?xml version="1.0" encoding="utf-8"?>
@@ -1598,6 +2060,17 @@
       <w:u w:val="single"/>
     </w:rPr>
   </w:style>
+  <w:style w:type="paragraph" w:styleId="ListParagraph">
+    <w:name w:val="List Paragraph"/>
+    <w:basedOn w:val="Normal"/>
+    <w:uiPriority w:val="34"/>
+    <w:qFormat/>
+    <w:rsid w:val="00514DE7"/>
+    <w:pPr>
+      <w:ind w:left="720"/>
+      <w:contextualSpacing/>
+    </w:pPr>
+  </w:style>
 </w:styles>
 </file>
 

--- a/Session-23/Jmeter Installtion.docx
+++ b/Session-23/Jmeter Installtion.docx
@@ -113,8 +113,6 @@
         </w:rPr>
         <w:t>https://dev.to/hitjethva/how-to-install-apache-jmeter-on-ubuntu-20-04-2di9</w:t>
       </w:r>
-      <w:bookmarkStart w:id="0" w:name="_GoBack"/>
-      <w:bookmarkEnd w:id="0"/>
     </w:p>
     <w:p>
       <w:pPr>
@@ -213,7 +211,7 @@
             <w:rStyle w:val="Hyperlink"/>
             <w:lang w:val="en-US"/>
           </w:rPr>
-          <w:t>https://downloads.apache.org//jmeter/binaries/apache-jmeter-5..6.3.tgz</w:t>
+          <w:t>https://downloads.apache.org//jmeter/binaries/apache-jmeter-5.6.3.tgz</w:t>
         </w:r>
       </w:hyperlink>
     </w:p>
@@ -415,6 +413,8 @@
         </w:rPr>
         <w:t>jmeter</w:t>
       </w:r>
+      <w:bookmarkStart w:id="0" w:name="_GoBack"/>
+      <w:bookmarkEnd w:id="0"/>
       <w:proofErr w:type="spellEnd"/>
     </w:p>
     <w:p>
